--- a/docs/Provider_Aliases_User_Guide.docx
+++ b/docs/Provider_Aliases_User_Guide.docx
@@ -476,7 +476,7 @@
               <w:t xml:space="preserve"> </w:t>
             </w:r>
             <w:r>
-              <w:t xml:space="preserve">router from</w:t>
+              <w:t xml:space="preserve">router from the flat</w:t>
             </w:r>
             <w:r>
               <w:t xml:space="preserve"> </w:t>
@@ -485,10 +485,49 @@
               <w:rPr>
                 <w:rStyle w:val="VerbatimChar"/>
               </w:rPr>
-              <w:t xml:space="preserve">submodules/claude-code-router</w:t>
-            </w:r>
-            <w:r>
-              <w:t xml:space="preserve">. Do</w:t>
+              <w:t xml:space="preserve">claude_code_router</w:t>
+            </w:r>
+            <w:r>
+              <w:t xml:space="preserve"> </w:t>
+            </w:r>
+            <w:r>
+              <w:t xml:space="preserve">checkout (found by</w:t>
+            </w:r>
+            <w:r>
+              <w:t xml:space="preserve"> </w:t>
+            </w:r>
+            <w:r>
+              <w:rPr>
+                <w:rStyle w:val="VerbatimChar"/>
+              </w:rPr>
+              <w:t xml:space="preserve">scripts/resolve_deps.sh claude_code_router</w:t>
+            </w:r>
+            <w:r>
+              <w:t xml:space="preserve">:</w:t>
+            </w:r>
+            <w:r>
+              <w:t xml:space="preserve"> </w:t>
+            </w:r>
+            <w:r>
+              <w:rPr>
+                <w:rStyle w:val="VerbatimChar"/>
+              </w:rPr>
+              <w:t xml:space="preserve">CT_CLAUDE_CODE_ROUTER_DIR</w:t>
+            </w:r>
+            <w:r>
+              <w:t xml:space="preserve">, the parent hub,</w:t>
+            </w:r>
+            <w:r>
+              <w:t xml:space="preserve"> </w:t>
+            </w:r>
+            <w:r>
+              <w:rPr>
+                <w:rStyle w:val="VerbatimChar"/>
+              </w:rPr>
+              <w:t xml:space="preserve">&lt;root&gt;/submodules/</w:t>
+            </w:r>
+            <w:r>
+              <w:t xml:space="preserve">, or a sibling clone — it is not a submodule of this repo). Do</w:t>
             </w:r>
             <w:r>
               <w:t xml:space="preserve"> </w:t>
@@ -538,16 +577,22 @@
               <w:pStyle w:val="Compact"/>
             </w:pPr>
             <w:r>
+              <w:t xml:space="preserve">the</w:t>
+            </w:r>
+            <w:r>
+              <w:t xml:space="preserve"> </w:t>
+            </w:r>
+            <w:r>
               <w:rPr>
                 <w:rStyle w:val="VerbatimChar"/>
               </w:rPr>
-              <w:t xml:space="preserve">submodules/LLMsVerifier</w:t>
+              <w:t xml:space="preserve">llms_verifier</w:t>
             </w:r>
             <w:r>
               <w:t xml:space="preserve"> </w:t>
             </w:r>
             <w:r>
-              <w:t xml:space="preserve">built</w:t>
+              <w:t xml:space="preserve">(LLMsVerifier) checkout built</w:t>
             </w:r>
             <w:r>
               <w:t xml:space="preserve"> </w:t>
@@ -6293,7 +6338,46 @@
         <w:t xml:space="preserve"> </w:t>
       </w:r>
       <w:r>
-        <w:t xml:space="preserve">describe my code?") build the LLMsVerifier submodule:</w:t>
+        <w:t xml:space="preserve">describe my code?") build the LLMsVerifier checkout. It is not a submodule of</w:t>
+      </w:r>
+      <w:r>
+        <w:t xml:space="preserve"> </w:t>
+      </w:r>
+      <w:r>
+        <w:t xml:space="preserve">this repo: provide it flat (the parent hub's</w:t>
+      </w:r>
+      <w:r>
+        <w:t xml:space="preserve"> </w:t>
+      </w:r>
+      <w:r>
+        <w:rPr>
+          <w:rStyle w:val="VerbatimChar"/>
+        </w:rPr>
+        <w:t xml:space="preserve">submodules/llms_verifier</w:t>
+      </w:r>
+      <w:r>
+        <w:t xml:space="preserve">, or a</w:t>
+      </w:r>
+      <w:r>
+        <w:t xml:space="preserve"> </w:t>
+      </w:r>
+      <w:r>
+        <w:t xml:space="preserve">sibling clone) or point</w:t>
+      </w:r>
+      <w:r>
+        <w:t xml:space="preserve"> </w:t>
+      </w:r>
+      <w:r>
+        <w:rPr>
+          <w:rStyle w:val="VerbatimChar"/>
+        </w:rPr>
+        <w:t xml:space="preserve">CT_LLMS_VERIFIER_DIR</w:t>
+      </w:r>
+      <w:r>
+        <w:t xml:space="preserve"> </w:t>
+      </w:r>
+      <w:r>
+        <w:t xml:space="preserve">at it:</w:t>
       </w:r>
     </w:p>
     <w:p>
@@ -6302,89 +6386,233 @@
       </w:pPr>
       <w:r>
         <w:rPr>
+          <w:rStyle w:val="VariableTok"/>
+        </w:rPr>
+        <w:t xml:space="preserve">LV</w:t>
+      </w:r>
+      <w:r>
+        <w:rPr>
+          <w:rStyle w:val="OperatorTok"/>
+        </w:rPr>
+        <w:t xml:space="preserve">=</w:t>
+      </w:r>
+      <w:r>
+        <w:rPr>
+          <w:rStyle w:val="StringTok"/>
+        </w:rPr>
+        <w:t xml:space="preserve">"</w:t>
+      </w:r>
+      <w:r>
+        <w:rPr>
+          <w:rStyle w:val="VariableTok"/>
+        </w:rPr>
+        <w:t xml:space="preserve">$(</w:t>
+      </w:r>
+      <w:r>
+        <w:rPr>
           <w:rStyle w:val="FunctionTok"/>
         </w:rPr>
+        <w:t xml:space="preserve">bash</w:t>
+      </w:r>
+      <w:r>
+        <w:rPr>
+          <w:rStyle w:val="NormalTok"/>
+        </w:rPr>
+        <w:t xml:space="preserve"> scripts/resolve_deps.sh llms_verifier</w:t>
+      </w:r>
+      <w:r>
+        <w:rPr>
+          <w:rStyle w:val="VariableTok"/>
+        </w:rPr>
+        <w:t xml:space="preserve">)</w:t>
+      </w:r>
+      <w:r>
+        <w:rPr>
+          <w:rStyle w:val="StringTok"/>
+        </w:rPr>
+        <w:t xml:space="preserve">"</w:t>
+      </w:r>
+      <w:r>
+        <w:rPr>
+          <w:rStyle w:val="NormalTok"/>
+        </w:rPr>
+        <w:t xml:space="preserve"> </w:t>
+      </w:r>
+      <w:r>
+        <w:rPr>
+          <w:rStyle w:val="DataTypeTok"/>
+        </w:rPr>
+        <w:t xml:space="preserve">\</w:t>
+      </w:r>
+      <w:r>
+        <w:br/>
+      </w:r>
+      <w:r>
+        <w:rPr>
+          <w:rStyle w:val="NormalTok"/>
+        </w:rPr>
+        <w:t xml:space="preserve">  </w:t>
+      </w:r>
+      <w:r>
+        <w:rPr>
+          <w:rStyle w:val="KeywordTok"/>
+        </w:rPr>
+        <w:t xml:space="preserve">||</w:t>
+      </w:r>
+      <w:r>
+        <w:rPr>
+          <w:rStyle w:val="NormalTok"/>
+        </w:rPr>
+        <w:t xml:space="preserve"> </w:t>
+      </w:r>
+      <w:r>
+        <w:rPr>
+          <w:rStyle w:val="FunctionTok"/>
+        </w:rPr>
         <w:t xml:space="preserve">git</w:t>
       </w:r>
       <w:r>
         <w:rPr>
           <w:rStyle w:val="NormalTok"/>
         </w:rPr>
-        <w:t xml:space="preserve"> submodule update </w:t>
+        <w:t xml:space="preserve"> clone </w:t>
       </w:r>
       <w:r>
         <w:rPr>
           <w:rStyle w:val="AttributeTok"/>
         </w:rPr>
-        <w:t xml:space="preserve">--init</w:t>
+        <w:t xml:space="preserve">--depth</w:t>
       </w:r>
       <w:r>
         <w:rPr>
           <w:rStyle w:val="NormalTok"/>
         </w:rPr>
-        <w:t xml:space="preserve"> </w:t>
+        <w:t xml:space="preserve"> 1 git@github.com:vasic-digital/LLMsVerifier.git ../llms_verifier</w:t>
+      </w:r>
+      <w:r>
+        <w:br/>
+      </w:r>
+      <w:r>
+        <w:rPr>
+          <w:rStyle w:val="VariableTok"/>
+        </w:rPr>
+        <w:t xml:space="preserve">LV</w:t>
+      </w:r>
+      <w:r>
+        <w:rPr>
+          <w:rStyle w:val="OperatorTok"/>
+        </w:rPr>
+        <w:t xml:space="preserve">=</w:t>
+      </w:r>
+      <w:r>
+        <w:rPr>
+          <w:rStyle w:val="StringTok"/>
+        </w:rPr>
+        <w:t xml:space="preserve">"</w:t>
+      </w:r>
+      <w:r>
+        <w:rPr>
+          <w:rStyle w:val="VariableTok"/>
+        </w:rPr>
+        <w:t xml:space="preserve">$(</w:t>
+      </w:r>
+      <w:r>
+        <w:rPr>
+          <w:rStyle w:val="FunctionTok"/>
+        </w:rPr>
+        <w:t xml:space="preserve">bash</w:t>
+      </w:r>
+      <w:r>
+        <w:rPr>
+          <w:rStyle w:val="NormalTok"/>
+        </w:rPr>
+        <w:t xml:space="preserve"> scripts/resolve_deps.sh llms_verifier</w:t>
+      </w:r>
+      <w:r>
+        <w:rPr>
+          <w:rStyle w:val="VariableTok"/>
+        </w:rPr>
+        <w:t xml:space="preserve">)</w:t>
+      </w:r>
+      <w:r>
+        <w:rPr>
+          <w:rStyle w:val="StringTok"/>
+        </w:rPr>
+        <w:t xml:space="preserve">"</w:t>
+      </w:r>
+      <w:r>
+        <w:br/>
+      </w:r>
+      <w:r>
+        <w:rPr>
+          <w:rStyle w:val="BuiltInTok"/>
+        </w:rPr>
+        <w:t xml:space="preserve">cd</w:t>
+      </w:r>
+      <w:r>
+        <w:rPr>
+          <w:rStyle w:val="NormalTok"/>
+        </w:rPr>
+        <w:t xml:space="preserve"> </w:t>
+      </w:r>
+      <w:r>
+        <w:rPr>
+          <w:rStyle w:val="StringTok"/>
+        </w:rPr>
+        <w:t xml:space="preserve">"</w:t>
+      </w:r>
+      <w:r>
+        <w:rPr>
+          <w:rStyle w:val="VariableTok"/>
+        </w:rPr>
+        <w:t xml:space="preserve">$LV</w:t>
+      </w:r>
+      <w:r>
+        <w:rPr>
+          <w:rStyle w:val="StringTok"/>
+        </w:rPr>
+        <w:t xml:space="preserve">"</w:t>
+      </w:r>
+      <w:r>
+        <w:rPr>
+          <w:rStyle w:val="NormalTok"/>
+        </w:rPr>
+        <w:t xml:space="preserve"> </w:t>
+      </w:r>
+      <w:r>
+        <w:rPr>
+          <w:rStyle w:val="KeywordTok"/>
+        </w:rPr>
+        <w:t xml:space="preserve">&amp;&amp;</w:t>
+      </w:r>
+      <w:r>
+        <w:rPr>
+          <w:rStyle w:val="NormalTok"/>
+        </w:rPr>
+        <w:t xml:space="preserve"> </w:t>
+      </w:r>
+      <w:r>
+        <w:rPr>
+          <w:rStyle w:val="ExtensionTok"/>
+        </w:rPr>
+        <w:t xml:space="preserve">go</w:t>
+      </w:r>
+      <w:r>
+        <w:rPr>
+          <w:rStyle w:val="NormalTok"/>
+        </w:rPr>
+        <w:t xml:space="preserve"> build </w:t>
       </w:r>
       <w:r>
         <w:rPr>
           <w:rStyle w:val="AttributeTok"/>
         </w:rPr>
-        <w:t xml:space="preserve">--depth</w:t>
+        <w:t xml:space="preserve">-o</w:t>
       </w:r>
       <w:r>
         <w:rPr>
           <w:rStyle w:val="NormalTok"/>
         </w:rPr>
-        <w:t xml:space="preserve"> 1 submodules/LLMsVerifier</w:t>
-      </w:r>
-      <w:r>
-        <w:br/>
-      </w:r>
-      <w:r>
-        <w:rPr>
-          <w:rStyle w:val="BuiltInTok"/>
-        </w:rPr>
-        <w:t xml:space="preserve">cd</w:t>
-      </w:r>
-      <w:r>
-        <w:rPr>
-          <w:rStyle w:val="NormalTok"/>
-        </w:rPr>
-        <w:t xml:space="preserve"> submodules/LLMsVerifier </w:t>
-      </w:r>
-      <w:r>
-        <w:rPr>
-          <w:rStyle w:val="KeywordTok"/>
-        </w:rPr>
-        <w:t xml:space="preserve">&amp;&amp;</w:t>
-      </w:r>
-      <w:r>
-        <w:rPr>
-          <w:rStyle w:val="NormalTok"/>
-        </w:rPr>
-        <w:t xml:space="preserve"> </w:t>
-      </w:r>
-      <w:r>
-        <w:rPr>
-          <w:rStyle w:val="ExtensionTok"/>
-        </w:rPr>
-        <w:t xml:space="preserve">go</w:t>
-      </w:r>
-      <w:r>
-        <w:rPr>
-          <w:rStyle w:val="NormalTok"/>
-        </w:rPr>
-        <w:t xml:space="preserve"> build </w:t>
-      </w:r>
-      <w:r>
-        <w:rPr>
-          <w:rStyle w:val="AttributeTok"/>
-        </w:rPr>
-        <w:t xml:space="preserve">-o</w:t>
-      </w:r>
-      <w:r>
-        <w:rPr>
-          <w:rStyle w:val="NormalTok"/>
-        </w:rPr>
         <w:t xml:space="preserve"> bin/model-verification ./llm-verifier/cmd/model-verification</w:t>
       </w:r>
     </w:p>
@@ -6402,7 +6630,7 @@
         <w:rPr>
           <w:rStyle w:val="VerbatimChar"/>
         </w:rPr>
-        <w:t xml:space="preserve">submodules/LLMsVerifier/bin/model-verification</w:t>
+        <w:t xml:space="preserve">&lt;llms_verifier&gt;/bin/model-verification</w:t>
       </w:r>
       <w:r>
         <w:t xml:space="preserve"> </w:t>
@@ -8470,7 +8698,7 @@
         <w:rPr>
           <w:rStyle w:val="VerbatimChar"/>
         </w:rPr>
-        <w:t xml:space="preserve">submodules/claude-code-router/internal/router/selector.go</w:t>
+        <w:t xml:space="preserve">claude-code-router:internal/router/selector.go</w:t>
       </w:r>
       <w:r>
         <w:t xml:space="preserve">).</w:t>
@@ -28828,7 +29056,7 @@
         <w:t xml:space="preserve"> </w:t>
       </w:r>
       <w:r>
-        <w:t xml:space="preserve">— both can use LLMsVerifier submodule</w:t>
+        <w:t xml:space="preserve">— both can use the LLMsVerifier checkout</w:t>
       </w:r>
     </w:p>
     <w:p>

--- a/docs/Provider_Aliases_User_Guide.docx
+++ b/docs/Provider_Aliases_User_Guide.docx
@@ -36,7 +36,7 @@
         </w:p>
       </w:sdtContent>
     </w:sdt>
-    <w:bookmarkStart w:id="106" w:name="provider-aliases--user-guide"/>
+    <w:bookmarkStart w:id="113" w:name="provider-aliases--user-guide"/>
     <w:p>
       <w:pPr>
         <w:pStyle w:val="Heading1"/>
@@ -31065,7 +31065,970 @@
     </w:p>
     <w:bookmarkEnd w:id="104"/>
     <w:bookmarkEnd w:id="105"/>
-    <w:bookmarkEnd w:id="106"/>
+    <w:bookmarkStart w:id="108" w:name="X8b774af179d8827a2b78b108906c1de9d751c7c"/>
+    <w:p>
+      <w:pPr>
+        <w:pStyle w:val="Heading2"/>
+      </w:pPr>
+      <w:r>
+        <w:t xml:space="preserve">15. Decision endpoints (Jev) — non-launchable records</w:t>
+      </w:r>
+    </w:p>
+    <w:p>
+      <w:pPr>
+        <w:pStyle w:val="FirstParagraph"/>
+      </w:pPr>
+      <w:r>
+        <w:rPr>
+          <w:rStyle w:val="VerbatimChar"/>
+        </w:rPr>
+        <w:t xml:space="preserve">claude-providers list</w:t>
+      </w:r>
+      <w:r>
+        <w:t xml:space="preserve"> </w:t>
+      </w:r>
+      <w:r>
+        <w:t xml:space="preserve">has a second section below the agent rows:</w:t>
+      </w:r>
+    </w:p>
+    <w:p>
+      <w:pPr>
+        <w:pStyle w:val="SourceCode"/>
+      </w:pPr>
+      <w:r>
+        <w:rPr>
+          <w:rStyle w:val="VerbatimChar"/>
+        </w:rPr>
+        <w:t xml:space="preserve">## Decision endpoints (Jev) — not launchable; decision layer</w:t>
+      </w:r>
+    </w:p>
+    <w:p>
+      <w:pPr>
+        <w:pStyle w:val="FirstParagraph"/>
+      </w:pPr>
+      <w:r>
+        <w:t xml:space="preserve">These rows are</w:t>
+      </w:r>
+      <w:r>
+        <w:t xml:space="preserve"> </w:t>
+      </w:r>
+      <w:r>
+        <w:rPr>
+          <w:b/>
+          <w:bCs/>
+        </w:rPr>
+        <w:t xml:space="preserve">decision models</w:t>
+      </w:r>
+      <w:r>
+        <w:t xml:space="preserve"> </w:t>
+      </w:r>
+      <w:r>
+        <w:t xml:space="preserve">(Jev System-One endpoints), not chat</w:t>
+      </w:r>
+      <w:r>
+        <w:t xml:space="preserve"> </w:t>
+      </w:r>
+      <w:r>
+        <w:t xml:space="preserve">models. They answer typed questions (</w:t>
+      </w:r>
+      <w:r>
+        <w:rPr>
+          <w:rStyle w:val="VerbatimChar"/>
+        </w:rPr>
+        <w:t xml:space="preserve">choice</w:t>
+      </w:r>
+      <w:r>
+        <w:t xml:space="preserve"> </w:t>
+      </w:r>
+      <w:r>
+        <w:t xml:space="preserve">/</w:t>
+      </w:r>
+      <w:r>
+        <w:t xml:space="preserve"> </w:t>
+      </w:r>
+      <w:r>
+        <w:rPr>
+          <w:rStyle w:val="VerbatimChar"/>
+        </w:rPr>
+        <w:t xml:space="preserve">noul</w:t>
+      </w:r>
+      <w:r>
+        <w:t xml:space="preserve"> </w:t>
+      </w:r>
+      <w:r>
+        <w:t xml:space="preserve">/</w:t>
+      </w:r>
+      <w:r>
+        <w:t xml:space="preserve"> </w:t>
+      </w:r>
+      <w:r>
+        <w:rPr>
+          <w:rStyle w:val="VerbatimChar"/>
+        </w:rPr>
+        <w:t xml:space="preserve">score</w:t>
+      </w:r>
+      <w:r>
+        <w:t xml:space="preserve">) via</w:t>
+      </w:r>
+      <w:r>
+        <w:t xml:space="preserve"> </w:t>
+      </w:r>
+      <w:r>
+        <w:rPr>
+          <w:rStyle w:val="VerbatimChar"/>
+        </w:rPr>
+        <w:t xml:space="preserve">POST &lt;base&gt;/v1/systemone</w:t>
+      </w:r>
+      <w:r>
+        <w:t xml:space="preserve"> </w:t>
+      </w:r>
+      <w:r>
+        <w:t xml:space="preserve">and have no chat-completions API — so they are</w:t>
+      </w:r>
+      <w:r>
+        <w:t xml:space="preserve"> </w:t>
+      </w:r>
+      <w:r>
+        <w:t xml:space="preserve">registered with</w:t>
+      </w:r>
+      <w:r>
+        <w:t xml:space="preserve"> </w:t>
+      </w:r>
+      <w:r>
+        <w:rPr>
+          <w:rStyle w:val="VerbatimChar"/>
+        </w:rPr>
+        <w:t xml:space="preserve">classification: "decision"</w:t>
+      </w:r>
+      <w:r>
+        <w:t xml:space="preserve"> </w:t>
+      </w:r>
+      <w:r>
+        <w:t xml:space="preserve">and</w:t>
+      </w:r>
+      <w:r>
+        <w:t xml:space="preserve"> </w:t>
+      </w:r>
+      <w:r>
+        <w:rPr>
+          <w:rStyle w:val="VerbatimChar"/>
+        </w:rPr>
+        <w:t xml:space="preserve">"alias": null</w:t>
+      </w:r>
+      <w:r>
+        <w:t xml:space="preserve">, and the</w:t>
+      </w:r>
+      <w:r>
+        <w:t xml:space="preserve"> </w:t>
+      </w:r>
+      <w:r>
+        <w:t xml:space="preserve">emission paths that would turn a record into</w:t>
+      </w:r>
+      <w:r>
+        <w:t xml:space="preserve"> </w:t>
+      </w:r>
+      <w:r>
+        <w:rPr>
+          <w:rStyle w:val="VerbatimChar"/>
+        </w:rPr>
+        <w:t xml:space="preserve">&lt;id&gt;</w:t>
+      </w:r>
+      <w:r>
+        <w:t xml:space="preserve"> </w:t>
+      </w:r>
+      <w:r>
+        <w:t xml:space="preserve">/</w:t>
+      </w:r>
+      <w:r>
+        <w:t xml:space="preserve"> </w:t>
+      </w:r>
+      <w:r>
+        <w:rPr>
+          <w:rStyle w:val="VerbatimChar"/>
+        </w:rPr>
+        <w:t xml:space="preserve">kimi-&lt;id&gt;</w:t>
+      </w:r>
+      <w:r>
+        <w:t xml:space="preserve"> </w:t>
+      </w:r>
+      <w:r>
+        <w:t xml:space="preserve">/</w:t>
+      </w:r>
+      <w:r>
+        <w:t xml:space="preserve"> </w:t>
+      </w:r>
+      <w:r>
+        <w:rPr>
+          <w:rStyle w:val="VerbatimChar"/>
+        </w:rPr>
+        <w:t xml:space="preserve">pi-&lt;id&gt;</w:t>
+      </w:r>
+      <w:r>
+        <w:t xml:space="preserve"> </w:t>
+      </w:r>
+      <w:r>
+        <w:t xml:space="preserve">aliases skip them by construction.</w:t>
+      </w:r>
+      <w:r>
+        <w:t xml:space="preserve"> </w:t>
+      </w:r>
+      <w:r>
+        <w:rPr>
+          <w:b/>
+          <w:bCs/>
+        </w:rPr>
+        <w:t xml:space="preserve">There is no</w:t>
+      </w:r>
+      <w:r>
+        <w:rPr>
+          <w:b/>
+          <w:bCs/>
+        </w:rPr>
+        <w:t xml:space="preserve"> </w:t>
+      </w:r>
+      <w:r>
+        <w:rPr>
+          <w:rStyle w:val="VerbatimChar"/>
+          <w:b/>
+          <w:bCs/>
+        </w:rPr>
+        <w:t xml:space="preserve">jev-local</w:t>
+      </w:r>
+      <w:r>
+        <w:rPr>
+          <w:b/>
+          <w:bCs/>
+        </w:rPr>
+        <w:t xml:space="preserve"> </w:t>
+      </w:r>
+      <w:r>
+        <w:rPr>
+          <w:b/>
+          <w:bCs/>
+        </w:rPr>
+        <w:t xml:space="preserve">alias to launch, and there never will be</w:t>
+      </w:r>
+      <w:r>
+        <w:t xml:space="preserve">; the</w:t>
+      </w:r>
+      <w:r>
+        <w:t xml:space="preserve"> </w:t>
+      </w:r>
+      <w:r>
+        <w:rPr>
+          <w:rStyle w:val="VerbatimChar"/>
+        </w:rPr>
+        <w:t xml:space="preserve">jev-*</w:t>
+      </w:r>
+      <w:r>
+        <w:t xml:space="preserve"> </w:t>
+      </w:r>
+      <w:r>
+        <w:t xml:space="preserve">namespace is</w:t>
+      </w:r>
+      <w:r>
+        <w:t xml:space="preserve"> </w:t>
+      </w:r>
+      <w:r>
+        <w:t xml:space="preserve">reserved for the decision layer and rejected for account/provider alias</w:t>
+      </w:r>
+      <w:r>
+        <w:t xml:space="preserve"> </w:t>
+      </w:r>
+      <w:r>
+        <w:t xml:space="preserve">names.</w:t>
+      </w:r>
+    </w:p>
+    <w:p>
+      <w:pPr>
+        <w:pStyle w:val="BodyText"/>
+      </w:pPr>
+      <w:r>
+        <w:t xml:space="preserve">What decision records DO get:</w:t>
+      </w:r>
+    </w:p>
+    <w:p>
+      <w:pPr>
+        <w:pStyle w:val="Compact"/>
+        <w:numPr>
+          <w:ilvl w:val="0"/>
+          <w:numId w:val="1044"/>
+        </w:numPr>
+      </w:pPr>
+      <w:r>
+        <w:t xml:space="preserve">a health row in</w:t>
+      </w:r>
+      <w:r>
+        <w:t xml:space="preserve"> </w:t>
+      </w:r>
+      <w:r>
+        <w:rPr>
+          <w:rStyle w:val="VerbatimChar"/>
+        </w:rPr>
+        <w:t xml:space="preserve">status.json</w:t>
+      </w:r>
+      <w:r>
+        <w:t xml:space="preserve"> </w:t>
+      </w:r>
+      <w:r>
+        <w:t xml:space="preserve">(same</w:t>
+      </w:r>
+      <w:r>
+        <w:t xml:space="preserve"> </w:t>
+      </w:r>
+      <w:r>
+        <w:rPr>
+          <w:rStyle w:val="VerbatimChar"/>
+        </w:rPr>
+        <w:t xml:space="preserve">status</w:t>
+      </w:r>
+      <w:r>
+        <w:t xml:space="preserve">/</w:t>
+      </w:r>
+      <w:r>
+        <w:rPr>
+          <w:rStyle w:val="VerbatimChar"/>
+        </w:rPr>
+        <w:t xml:space="preserve">reason</w:t>
+      </w:r>
+      <w:r>
+        <w:t xml:space="preserve"> </w:t>
+      </w:r>
+      <w:r>
+        <w:t xml:space="preserve">shape as providers,</w:t>
+      </w:r>
+      <w:r>
+        <w:t xml:space="preserve"> </w:t>
+      </w:r>
+      <w:r>
+        <w:t xml:space="preserve">plus</w:t>
+      </w:r>
+      <w:r>
+        <w:t xml:space="preserve"> </w:t>
+      </w:r>
+      <w:r>
+        <w:rPr>
+          <w:rStyle w:val="VerbatimChar"/>
+        </w:rPr>
+        <w:t xml:space="preserve">"classification": "decision"</w:t>
+      </w:r>
+      <w:r>
+        <w:t xml:space="preserve">), so endpoint health is visible in</w:t>
+      </w:r>
+      <w:r>
+        <w:t xml:space="preserve"> </w:t>
+      </w:r>
+      <w:r>
+        <w:rPr>
+          <w:rStyle w:val="VerbatimChar"/>
+        </w:rPr>
+        <w:t xml:space="preserve">claude-providers status</w:t>
+      </w:r>
+      <w:r>
+        <w:t xml:space="preserve">/</w:t>
+      </w:r>
+      <w:r>
+        <w:rPr>
+          <w:rStyle w:val="VerbatimChar"/>
+        </w:rPr>
+        <w:t xml:space="preserve">list</w:t>
+      </w:r>
+      <w:r>
+        <w:t xml:space="preserve">;</w:t>
+      </w:r>
+    </w:p>
+    <w:p>
+      <w:pPr>
+        <w:pStyle w:val="Compact"/>
+        <w:numPr>
+          <w:ilvl w:val="0"/>
+          <w:numId w:val="1044"/>
+        </w:numPr>
+      </w:pPr>
+      <w:r>
+        <w:t xml:space="preserve">a ranked entry in the endpoint cache</w:t>
+      </w:r>
+      <w:r>
+        <w:t xml:space="preserve"> </w:t>
+      </w:r>
+      <w:r>
+        <w:rPr>
+          <w:rStyle w:val="VerbatimChar"/>
+        </w:rPr>
+        <w:t xml:space="preserve">~/.local/share/claude-multi-account/providers/jev-endpoints.json</w:t>
+      </w:r>
+      <w:r>
+        <w:t xml:space="preserve"> </w:t>
+      </w:r>
+      <w:r>
+        <w:t xml:space="preserve">(written by</w:t>
+      </w:r>
+      <w:r>
+        <w:t xml:space="preserve"> </w:t>
+      </w:r>
+      <w:r>
+        <w:rPr>
+          <w:rStyle w:val="VerbatimChar"/>
+        </w:rPr>
+        <w:t xml:space="preserve">claude-providers sync</w:t>
+      </w:r>
+      <w:r>
+        <w:t xml:space="preserve"> </w:t>
+      </w:r>
+      <w:r>
+        <w:t xml:space="preserve">/</w:t>
+      </w:r>
+      <w:r>
+        <w:t xml:space="preserve"> </w:t>
+      </w:r>
+      <w:r>
+        <w:rPr>
+          <w:rStyle w:val="VerbatimChar"/>
+        </w:rPr>
+        <w:t xml:space="preserve">sync-jev</w:t>
+      </w:r>
+      <w:r>
+        <w:t xml:space="preserve">), which the launch</w:t>
+      </w:r>
+      <w:r>
+        <w:t xml:space="preserve"> </w:t>
+      </w:r>
+      <w:r>
+        <w:t xml:space="preserve">wrappers read to export the</w:t>
+      </w:r>
+      <w:r>
+        <w:t xml:space="preserve"> </w:t>
+      </w:r>
+      <w:r>
+        <w:rPr>
+          <w:rStyle w:val="VerbatimChar"/>
+        </w:rPr>
+        <w:t xml:space="preserve">JEV_*</w:t>
+      </w:r>
+      <w:r>
+        <w:t xml:space="preserve">/</w:t>
+      </w:r>
+      <w:r>
+        <w:rPr>
+          <w:rStyle w:val="VerbatimChar"/>
+        </w:rPr>
+        <w:t xml:space="preserve">TYPESAFE_*</w:t>
+      </w:r>
+      <w:r>
+        <w:t xml:space="preserve"> </w:t>
+      </w:r>
+      <w:r>
+        <w:t xml:space="preserve">environment and print</w:t>
+      </w:r>
+      <w:r>
+        <w:t xml:space="preserve"> </w:t>
+      </w:r>
+      <w:r>
+        <w:t xml:space="preserve">the</w:t>
+      </w:r>
+      <w:r>
+        <w:t xml:space="preserve"> </w:t>
+      </w:r>
+      <w:r>
+        <w:rPr>
+          <w:rStyle w:val="VerbatimChar"/>
+        </w:rPr>
+        <w:t xml:space="preserve">Jev decision layer: ACTIVE (…)</w:t>
+      </w:r>
+      <w:r>
+        <w:t xml:space="preserve"> </w:t>
+      </w:r>
+      <w:r>
+        <w:t xml:space="preserve">MOTD on every alias launch.</w:t>
+      </w:r>
+    </w:p>
+    <w:p>
+      <w:pPr>
+        <w:pStyle w:val="FirstParagraph"/>
+      </w:pPr>
+      <w:r>
+        <w:t xml:space="preserve">Sources and ranking: local llmctl decision gateway at</w:t>
+      </w:r>
+      <w:r>
+        <w:t xml:space="preserve"> </w:t>
+      </w:r>
+      <w:r>
+        <w:rPr>
+          <w:rStyle w:val="VerbatimChar"/>
+        </w:rPr>
+        <w:t xml:space="preserve">127.0.0.1:8095</w:t>
+      </w:r>
+      <w:r>
+        <w:t xml:space="preserve"> </w:t>
+      </w:r>
+      <w:r>
+        <w:t xml:space="preserve">(10) &gt; LAN pins in</w:t>
+      </w:r>
+      <w:r>
+        <w:t xml:space="preserve"> </w:t>
+      </w:r>
+      <w:r>
+        <w:rPr>
+          <w:rStyle w:val="VerbatimChar"/>
+        </w:rPr>
+        <w:t xml:space="preserve">scripts/providers/jev.json</w:t>
+      </w:r>
+      <w:r>
+        <w:t xml:space="preserve"> </w:t>
+      </w:r>
+      <w:r>
+        <w:t xml:space="preserve">(20; LAN or remote cloud</w:t>
+      </w:r>
+      <w:r>
+        <w:t xml:space="preserve"> </w:t>
+      </w:r>
+      <w:r>
+        <w:t xml:space="preserve">hosts you declare) &gt; OpenRouter (30) &gt; TypeSafe hosted (40); override with</w:t>
+      </w:r>
+      <w:r>
+        <w:t xml:space="preserve"> </w:t>
+      </w:r>
+      <w:r>
+        <w:rPr>
+          <w:rStyle w:val="VerbatimChar"/>
+        </w:rPr>
+        <w:t xml:space="preserve">CMA_JEV_PREFER</w:t>
+      </w:r>
+      <w:r>
+        <w:t xml:space="preserve">. Hosted sources are detected by key-var NAME presence in</w:t>
+      </w:r>
+      <w:r>
+        <w:t xml:space="preserve"> </w:t>
+      </w:r>
+      <w:r>
+        <w:t xml:space="preserve">the keys file — no network call; local/LAN sources require a live</w:t>
+      </w:r>
+      <w:r>
+        <w:t xml:space="preserve"> </w:t>
+      </w:r>
+      <w:r>
+        <w:rPr>
+          <w:rStyle w:val="VerbatimChar"/>
+        </w:rPr>
+        <w:t xml:space="preserve">/healthz</w:t>
+      </w:r>
+      <w:r>
+        <w:t xml:space="preserve"> </w:t>
+      </w:r>
+      <w:r>
+        <w:t xml:space="preserve">+</w:t>
+      </w:r>
+      <w:r>
+        <w:t xml:space="preserve"> </w:t>
+      </w:r>
+      <w:r>
+        <w:rPr>
+          <w:rStyle w:val="VerbatimChar"/>
+        </w:rPr>
+        <w:t xml:space="preserve">/v1/models</w:t>
+      </w:r>
+      <w:r>
+        <w:t xml:space="preserve"> </w:t>
+      </w:r>
+      <w:r>
+        <w:t xml:space="preserve">probe.</w:t>
+      </w:r>
+    </w:p>
+    <w:p>
+      <w:pPr>
+        <w:pStyle w:val="BodyText"/>
+      </w:pPr>
+      <w:r>
+        <w:t xml:space="preserve">The decision layer built on these records (permission gate, MCP tools,</w:t>
+      </w:r>
+      <w:r>
+        <w:t xml:space="preserve"> </w:t>
+      </w:r>
+      <w:r>
+        <w:t xml:space="preserve">installer, stats) is documented in</w:t>
+      </w:r>
+      <w:r>
+        <w:t xml:space="preserve"> </w:t>
+      </w:r>
+      <w:hyperlink r:id="rId106">
+        <w:r>
+          <w:rPr>
+            <w:rStyle w:val="Hyperlink"/>
+          </w:rPr>
+          <w:t xml:space="preserve">docs/jev/Jev_User_Guide.md</w:t>
+        </w:r>
+      </w:hyperlink>
+      <w:r>
+        <w:t xml:space="preserve">; the rationale for</w:t>
+      </w:r>
+      <w:r>
+        <w:t xml:space="preserve"> </w:t>
+      </w:r>
+      <w:r>
+        <w:t xml:space="preserve">non-launchability and the shadow-first calibration policy is in</w:t>
+      </w:r>
+      <w:r>
+        <w:t xml:space="preserve"> </w:t>
+      </w:r>
+      <w:hyperlink r:id="rId107">
+        <w:r>
+          <w:rPr>
+            <w:rStyle w:val="Hyperlink"/>
+          </w:rPr>
+          <w:t xml:space="preserve">docs/jev/Jev_FAQ.md</w:t>
+        </w:r>
+      </w:hyperlink>
+      <w:r>
+        <w:t xml:space="preserve">.</w:t>
+      </w:r>
+    </w:p>
+    <w:p>
+      <w:r>
+        <w:pict>
+          <v:rect style="width:0;height:1.5pt" o:hralign="center" o:hrstd="t" o:hr="t"/>
+        </w:pict>
+      </w:r>
+    </w:p>
+    <w:bookmarkEnd w:id="108"/>
+    <w:bookmarkStart w:id="112" w:name="Xed76767eb41c9e5a986e94caf5668ecd53dd5cd"/>
+    <w:p>
+      <w:pPr>
+        <w:pStyle w:val="Heading2"/>
+      </w:pPr>
+      <w:r>
+        <w:t xml:space="preserve">Governance context: hub engine, validation gate, decision models</w:t>
+      </w:r>
+    </w:p>
+    <w:p>
+      <w:pPr>
+        <w:pStyle w:val="Compact"/>
+        <w:numPr>
+          <w:ilvl w:val="0"/>
+          <w:numId w:val="1045"/>
+        </w:numPr>
+      </w:pPr>
+      <w:r>
+        <w:rPr>
+          <w:b/>
+          <w:bCs/>
+        </w:rPr>
+        <w:t xml:space="preserve">Hub engine.</w:t>
+      </w:r>
+      <w:r>
+        <w:t xml:space="preserve"> </w:t>
+      </w:r>
+      <w:r>
+        <w:t xml:space="preserve">claude_toolkit is consumed by reference at</w:t>
+      </w:r>
+      <w:r>
+        <w:t xml:space="preserve"> </w:t>
+      </w:r>
+      <w:r>
+        <w:rPr>
+          <w:rStyle w:val="VerbatimChar"/>
+        </w:rPr>
+        <w:t xml:space="preserve">constitution/submodules/claude_toolkit</w:t>
+      </w:r>
+      <w:r>
+        <w:t xml:space="preserve"> </w:t>
+      </w:r>
+      <w:r>
+        <w:t xml:space="preserve">in a project that vendors the Helix</w:t>
+      </w:r>
+      <w:r>
+        <w:t xml:space="preserve"> </w:t>
+      </w:r>
+      <w:r>
+        <w:t xml:space="preserve">constitution (depth 1, never initialised recursively). Its own-org</w:t>
+      </w:r>
+      <w:r>
+        <w:t xml:space="preserve"> </w:t>
+      </w:r>
+      <w:r>
+        <w:t xml:space="preserve">dependencies are resolved flat by</w:t>
+      </w:r>
+      <w:r>
+        <w:t xml:space="preserve"> </w:t>
+      </w:r>
+      <w:r>
+        <w:rPr>
+          <w:rStyle w:val="VerbatimChar"/>
+        </w:rPr>
+        <w:t xml:space="preserve">scripts/resolve_deps.sh</w:t>
+      </w:r>
+      <w:r>
+        <w:t xml:space="preserve"> </w:t>
+      </w:r>
+      <w:r>
+        <w:t xml:space="preserve">and declared in</w:t>
+      </w:r>
+      <w:r>
+        <w:t xml:space="preserve"> </w:t>
+      </w:r>
+      <w:r>
+        <w:rPr>
+          <w:rStyle w:val="VerbatimChar"/>
+        </w:rPr>
+        <w:t xml:space="preserve">helix-deps.yaml</w:t>
+      </w:r>
+      <w:r>
+        <w:t xml:space="preserve"> </w:t>
+      </w:r>
+      <w:r>
+        <w:t xml:space="preserve">— never nested (Constitution §11.4.28(C), §11.4.31).</w:t>
+      </w:r>
+      <w:r>
+        <w:t xml:space="preserve"> </w:t>
+      </w:r>
+      <w:hyperlink r:id="rId109">
+        <w:r>
+          <w:rPr>
+            <w:rStyle w:val="Hyperlink"/>
+          </w:rPr>
+          <w:t xml:space="preserve">Placement diagram</w:t>
+        </w:r>
+      </w:hyperlink>
+      <w:r>
+        <w:t xml:space="preserve">.</w:t>
+      </w:r>
+    </w:p>
+    <w:p>
+      <w:pPr>
+        <w:pStyle w:val="Compact"/>
+        <w:numPr>
+          <w:ilvl w:val="0"/>
+          <w:numId w:val="1045"/>
+        </w:numPr>
+      </w:pPr>
+      <w:r>
+        <w:rPr>
+          <w:b/>
+          <w:bCs/>
+        </w:rPr>
+        <w:t xml:space="preserve">Local models (</w:t>
+      </w:r>
+      <w:r>
+        <w:rPr>
+          <w:rStyle w:val="VerbatimChar"/>
+          <w:b/>
+          <w:bCs/>
+        </w:rPr>
+        <w:t xml:space="preserve">llmctl-&lt;profile&gt;</w:t>
+      </w:r>
+      <w:r>
+        <w:rPr>
+          <w:b/>
+          <w:bCs/>
+        </w:rPr>
+        <w:t xml:space="preserve"> </w:t>
+      </w:r>
+      <w:r>
+        <w:rPr>
+          <w:b/>
+          <w:bCs/>
+        </w:rPr>
+        <w:t xml:space="preserve">aliases).</w:t>
+      </w:r>
+      <w:r>
+        <w:t xml:space="preserve"> </w:t>
+      </w:r>
+      <w:r>
+        <w:t xml:space="preserve">Their known-answer validation</w:t>
+      </w:r>
+      <w:r>
+        <w:t xml:space="preserve"> </w:t>
+      </w:r>
+      <w:r>
+        <w:t xml:space="preserve">is llmctl's gate, Constitution §11.4.277 (</w:t>
+      </w:r>
+      <w:r>
+        <w:rPr>
+          <w:rStyle w:val="VerbatimChar"/>
+        </w:rPr>
+        <w:t xml:space="preserve">LLMCTL_VALIDATE_STRICT=1</w:t>
+      </w:r>
+      <w:r>
+        <w:t xml:space="preserve">,</w:t>
+      </w:r>
+      <w:r>
+        <w:t xml:space="preserve"> </w:t>
+      </w:r>
+      <w:r>
+        <w:rPr>
+          <w:rStyle w:val="VerbatimChar"/>
+        </w:rPr>
+        <w:t xml:space="preserve">llmctl require-validated &lt;profile&gt;</w:t>
+      </w:r>
+      <w:r>
+        <w:t xml:space="preserve">); Vision QA (§11.4.278) relies on it.</w:t>
+      </w:r>
+      <w:r>
+        <w:t xml:space="preserve"> </w:t>
+      </w:r>
+      <w:r>
+        <w:t xml:space="preserve">See</w:t>
+      </w:r>
+      <w:r>
+        <w:t xml:space="preserve"> </w:t>
+      </w:r>
+      <w:hyperlink r:id="rId110">
+        <w:r>
+          <w:rPr>
+            <w:rStyle w:val="Hyperlink"/>
+          </w:rPr>
+          <w:t xml:space="preserve">llmctl user guide §5a</w:t>
+        </w:r>
+      </w:hyperlink>
+      <w:r>
+        <w:t xml:space="preserve">.</w:t>
+      </w:r>
+    </w:p>
+    <w:p>
+      <w:pPr>
+        <w:pStyle w:val="Compact"/>
+        <w:numPr>
+          <w:ilvl w:val="0"/>
+          <w:numId w:val="1045"/>
+        </w:numPr>
+      </w:pPr>
+      <w:r>
+        <w:rPr>
+          <w:b/>
+          <w:bCs/>
+        </w:rPr>
+        <w:t xml:space="preserve">Decision models (Jev) are not aliases.</w:t>
+      </w:r>
+      <w:r>
+        <w:t xml:space="preserve"> </w:t>
+      </w:r>
+      <w:r>
+        <w:t xml:space="preserve">Constitution §11.4.279 treats a</w:t>
+      </w:r>
+      <w:r>
+        <w:t xml:space="preserve"> </w:t>
+      </w:r>
+      <w:r>
+        <w:t xml:space="preserve">decision model as a typed-answer layer (choice / noul / score), separate</w:t>
+      </w:r>
+      <w:r>
+        <w:t xml:space="preserve"> </w:t>
+      </w:r>
+      <w:r>
+        <w:t xml:space="preserve">from chat. Here they carry</w:t>
+      </w:r>
+      <w:r>
+        <w:t xml:space="preserve"> </w:t>
+      </w:r>
+      <w:r>
+        <w:rPr>
+          <w:rStyle w:val="VerbatimChar"/>
+        </w:rPr>
+        <w:t xml:space="preserve">classification: decision</w:t>
+      </w:r>
+      <w:r>
+        <w:t xml:space="preserve">,</w:t>
+      </w:r>
+      <w:r>
+        <w:t xml:space="preserve"> </w:t>
+      </w:r>
+      <w:r>
+        <w:rPr>
+          <w:rStyle w:val="VerbatimChar"/>
+        </w:rPr>
+        <w:t xml:space="preserve">alias: null</w:t>
+      </w:r>
+      <w:r>
+        <w:t xml:space="preserve">, and</w:t>
+      </w:r>
+      <w:r>
+        <w:t xml:space="preserve"> </w:t>
+      </w:r>
+      <w:r>
+        <w:t xml:space="preserve">never produce a launchable alias. The llmctl decide gateway is HTTPS with a</w:t>
+      </w:r>
+      <w:r>
+        <w:t xml:space="preserve"> </w:t>
+      </w:r>
+      <w:r>
+        <w:t xml:space="preserve">mandatory bearer key, which the detector, gate and MCP server speak (v1.32.0). See the</w:t>
+      </w:r>
+      <w:r>
+        <w:t xml:space="preserve"> </w:t>
+      </w:r>
+      <w:hyperlink r:id="rId106">
+        <w:r>
+          <w:rPr>
+            <w:rStyle w:val="Hyperlink"/>
+          </w:rPr>
+          <w:t xml:space="preserve">Jev guide</w:t>
+        </w:r>
+      </w:hyperlink>
+      <w:r>
+        <w:t xml:space="preserve"> </w:t>
+      </w:r>
+      <w:r>
+        <w:t xml:space="preserve">and the</w:t>
+      </w:r>
+      <w:r>
+        <w:t xml:space="preserve"> </w:t>
+      </w:r>
+      <w:hyperlink r:id="rId111">
+        <w:r>
+          <w:rPr>
+            <w:rStyle w:val="Hyperlink"/>
+          </w:rPr>
+          <w:t xml:space="preserve">decide-gateway flow</w:t>
+        </w:r>
+      </w:hyperlink>
+      <w:r>
+        <w:t xml:space="preserve">.</w:t>
+      </w:r>
+    </w:p>
+    <w:p>
+      <w:pPr>
+        <w:pStyle w:val="Compact"/>
+        <w:numPr>
+          <w:ilvl w:val="0"/>
+          <w:numId w:val="1045"/>
+        </w:numPr>
+      </w:pPr>
+      <w:r>
+        <w:rPr>
+          <w:b/>
+          <w:bCs/>
+        </w:rPr>
+        <w:t xml:space="preserve">Alias, provider and model stay consistent.</w:t>
+      </w:r>
+      <w:r>
+        <w:t xml:space="preserve"> </w:t>
+      </w:r>
+      <w:r>
+        <w:t xml:space="preserve">An alias is only valid for the</w:t>
+      </w:r>
+      <w:r>
+        <w:t xml:space="preserve"> </w:t>
+      </w:r>
+      <w:r>
+        <w:t xml:space="preserve">provider and model it was verified against. Re-run</w:t>
+      </w:r>
+      <w:r>
+        <w:t xml:space="preserve"> </w:t>
+      </w:r>
+      <w:r>
+        <w:rPr>
+          <w:rStyle w:val="VerbatimChar"/>
+        </w:rPr>
+        <w:t xml:space="preserve">claude-providers sync</w:t>
+      </w:r>
+      <w:r>
+        <w:t xml:space="preserve"> </w:t>
+      </w:r>
+      <w:r>
+        <w:t xml:space="preserve">after any provider or llmctl change.</w:t>
+      </w:r>
+    </w:p>
+    <w:bookmarkEnd w:id="112"/>
+    <w:bookmarkEnd w:id="113"/>
     <w:sectPr>
       <w:footnotePr>
         <w:numRestart w:val="eachSect"/>
@@ -31791,6 +32754,12 @@
     <w:abstractNumId w:val="991"/>
   </w:num>
   <w:num w:numId="1043">
+    <w:abstractNumId w:val="991"/>
+  </w:num>
+  <w:num w:numId="1044">
+    <w:abstractNumId w:val="991"/>
+  </w:num>
+  <w:num w:numId="1045">
     <w:abstractNumId w:val="991"/>
   </w:num>
 </w:numbering>
